--- a/Module-7/7.2 assignment.docx
+++ b/Module-7/7.2 assignment.docx
@@ -2,313 +2,331 @@
 <file path=word/document.xml><?xml version="1.0" encoding="utf-8"?>
 <w:document xmlns:wpc="http://schemas.microsoft.com/office/word/2010/wordprocessingCanvas" xmlns:cx="http://schemas.microsoft.com/office/drawing/2014/chartex" xmlns:cx1="http://schemas.microsoft.com/office/drawing/2015/9/8/chartex" xmlns:cx2="http://schemas.microsoft.com/office/drawing/2015/10/21/chartex" xmlns:cx3="http://schemas.microsoft.com/office/drawing/2016/5/9/chartex" xmlns:cx4="http://schemas.microsoft.com/office/drawing/2016/5/10/chartex" xmlns:cx5="http://schemas.microsoft.com/office/drawing/2016/5/11/chartex" xmlns:cx6="http://schemas.microsoft.com/office/drawing/2016/5/12/chartex" xmlns:cx7="http://schemas.microsoft.com/office/drawing/2016/5/13/chartex" xmlns:cx8="http://schemas.microsoft.com/office/drawing/2016/5/14/chartex" xmlns:mc="http://schemas.openxmlformats.org/markup-compatibility/2006" xmlns:aink="http://schemas.microsoft.com/office/drawing/2016/ink" xmlns:am3d="http://schemas.microsoft.com/office/drawing/2017/model3d" xmlns:o="urn:schemas-microsoft-com:office:office" xmlns:oel="http://schemas.microsoft.com/office/2019/extlst" xmlns:r="http://schemas.openxmlformats.org/officeDocument/2006/relationships" xmlns:m="http://schemas.openxmlformats.org/officeDocument/2006/math" xmlns:v="urn:schemas-microsoft-com:vml" xmlns:wp14="http://schemas.microsoft.com/office/word/2010/wordprocessingDrawing" xmlns:wp="http://schemas.openxmlformats.org/drawingml/2006/wordprocessingDrawing" xmlns:w10="urn:schemas-microsoft-com:office:word" xmlns:w="http://schemas.openxmlformats.org/wordprocessingml/2006/main" xmlns:w14="http://schemas.microsoft.com/office/word/2010/wordml" xmlns:w15="http://schemas.microsoft.com/office/word/2012/wordml" xmlns:w16cex="http://schemas.microsoft.com/office/word/2018/wordml/cex" xmlns:w16cid="http://schemas.microsoft.com/office/word/2016/wordml/cid" xmlns:w16="http://schemas.microsoft.com/office/word/2018/wordml" xmlns:w16du="http://schemas.microsoft.com/office/word/2023/wordml/word16du" xmlns:w16sdtdh="http://schemas.microsoft.com/office/word/2020/wordml/sdtdatahash" xmlns:w16sdtfl="http://schemas.microsoft.com/office/word/2024/wordml/sdtformatlock" xmlns:w16se="http://schemas.microsoft.com/office/word/2015/wordml/symex" xmlns:wpg="http://schemas.microsoft.com/office/word/2010/wordprocessingGroup" xmlns:wpi="http://schemas.microsoft.com/office/word/2010/wordprocessingInk" xmlns:wne="http://schemas.microsoft.com/office/word/2006/wordml" xmlns:wps="http://schemas.microsoft.com/office/word/2010/wordprocessingShape" mc:Ignorable="w14 w15 w16se w16cid w16 w16cex w16sdtdh w16sdtfl w16du wp14">
   <w:body>
-    <w:p/>
     <w:p>
-      <w:pPr>
-        <w:numPr>
-          <w:ilvl w:val="0"/>
-          <w:numId w:val="1"/>
-        </w:numPr>
-      </w:pPr>
       <w:r>
-        <w:t>Create (if you haven't already) a directory in CSD-325 named module-7.</w:t>
+        <w:t>Screen shot 1:</w:t>
       </w:r>
     </w:p>
     <w:p>
-      <w:pPr>
-        <w:numPr>
-          <w:ilvl w:val="0"/>
-          <w:numId w:val="1"/>
-        </w:numPr>
-      </w:pPr>
       <w:r>
-        <w:t>Open a Word document and put your name and assignment number at the top.</w:t>
+        <w:drawing>
+          <wp:inline distT="0" distB="0" distL="0" distR="0" wp14:anchorId="3445F757" wp14:editId="7B2EA1F6">
+            <wp:extent cx="3181794" cy="876422"/>
+            <wp:effectExtent l="0" t="0" r="0" b="0"/>
+            <wp:docPr id="51884714" name="Picture 1"/>
+            <wp:cNvGraphicFramePr>
+              <a:graphicFrameLocks xmlns:a="http://schemas.openxmlformats.org/drawingml/2006/main" noChangeAspect="1"/>
+            </wp:cNvGraphicFramePr>
+            <a:graphic xmlns:a="http://schemas.openxmlformats.org/drawingml/2006/main">
+              <a:graphicData uri="http://schemas.openxmlformats.org/drawingml/2006/picture">
+                <pic:pic xmlns:pic="http://schemas.openxmlformats.org/drawingml/2006/picture">
+                  <pic:nvPicPr>
+                    <pic:cNvPr id="51884714" name=""/>
+                    <pic:cNvPicPr/>
+                  </pic:nvPicPr>
+                  <pic:blipFill>
+                    <a:blip r:embed="rId7"/>
+                    <a:stretch>
+                      <a:fillRect/>
+                    </a:stretch>
+                  </pic:blipFill>
+                  <pic:spPr>
+                    <a:xfrm>
+                      <a:off x="0" y="0"/>
+                      <a:ext cx="3181794" cy="876422"/>
+                    </a:xfrm>
+                    <a:prstGeom prst="rect">
+                      <a:avLst/>
+                    </a:prstGeom>
+                  </pic:spPr>
+                </pic:pic>
+              </a:graphicData>
+            </a:graphic>
+          </wp:inline>
+        </w:drawing>
       </w:r>
     </w:p>
     <w:p>
-      <w:pPr>
-        <w:numPr>
-          <w:ilvl w:val="0"/>
-          <w:numId w:val="1"/>
-        </w:numPr>
-      </w:pPr>
       <w:r>
-        <w:t>Read through Chapter 11 in the Python Crash Course text. Link on how to access is in the 'Select Text from Library.pdf' file listed in the Reading area.</w:t>
+        <w:t>Screen shot 2:</w:t>
       </w:r>
     </w:p>
     <w:p>
-      <w:pPr>
-        <w:numPr>
-          <w:ilvl w:val="0"/>
-          <w:numId w:val="1"/>
-        </w:numPr>
-      </w:pPr>
       <w:r>
-        <w:t>Create a program that includes the following:</w:t>
+        <w:rPr>
+          <w:noProof/>
+        </w:rPr>
+        <w:drawing>
+          <wp:inline distT="0" distB="0" distL="0" distR="0" wp14:anchorId="3B97B9AD" wp14:editId="26BE9D0A">
+            <wp:extent cx="2829560" cy="1076325"/>
+            <wp:effectExtent l="0" t="0" r="8890" b="9525"/>
+            <wp:docPr id="1229907235" name="Picture 1"/>
+            <wp:cNvGraphicFramePr>
+              <a:graphicFrameLocks xmlns:a="http://schemas.openxmlformats.org/drawingml/2006/main" noChangeAspect="1"/>
+            </wp:cNvGraphicFramePr>
+            <a:graphic xmlns:a="http://schemas.openxmlformats.org/drawingml/2006/main">
+              <a:graphicData uri="http://schemas.openxmlformats.org/drawingml/2006/picture">
+                <pic:pic xmlns:pic="http://schemas.openxmlformats.org/drawingml/2006/picture">
+                  <pic:nvPicPr>
+                    <pic:cNvPr id="0" name="Picture 2"/>
+                    <pic:cNvPicPr>
+                      <a:picLocks noChangeAspect="1" noChangeArrowheads="1"/>
+                    </pic:cNvPicPr>
+                  </pic:nvPicPr>
+                  <pic:blipFill>
+                    <a:blip r:embed="rId8">
+                      <a:extLst>
+                        <a:ext uri="{28A0092B-C50C-407E-A947-70E740481C1C}">
+                          <a14:useLocalDpi xmlns:a14="http://schemas.microsoft.com/office/drawing/2010/main" val="0"/>
+                        </a:ext>
+                      </a:extLst>
+                    </a:blip>
+                    <a:srcRect/>
+                    <a:stretch>
+                      <a:fillRect/>
+                    </a:stretch>
+                  </pic:blipFill>
+                  <pic:spPr bwMode="auto">
+                    <a:xfrm>
+                      <a:off x="0" y="0"/>
+                      <a:ext cx="2829560" cy="1076325"/>
+                    </a:xfrm>
+                    <a:prstGeom prst="rect">
+                      <a:avLst/>
+                    </a:prstGeom>
+                    <a:noFill/>
+                  </pic:spPr>
+                </pic:pic>
+              </a:graphicData>
+            </a:graphic>
+          </wp:inline>
+        </w:drawing>
       </w:r>
     </w:p>
     <w:p>
-      <w:pPr>
-        <w:numPr>
-          <w:ilvl w:val="0"/>
-          <w:numId w:val="1"/>
-        </w:numPr>
-      </w:pPr>
       <w:r>
-        <w:t>Write a function that accepts two parameters: a city name and a country name. The function should return a single string of the form City, Country, such as </w:t>
-      </w:r>
-      <w:r>
-        <w:rPr>
-          <w:b/>
-          <w:bCs/>
-        </w:rPr>
-        <w:t>Santiago, Chile</w:t>
-      </w:r>
-      <w:r>
-        <w:t>. Store the function in a file named city_functions.py. In the same file, call the function at least three times using a City, Country values. Execute city_functions.py and take a screenshot of the result. Paste that screenshot into your Word document.</w:t>
+        <w:t>Screen shot 3:</w:t>
       </w:r>
     </w:p>
     <w:p>
-      <w:pPr>
-        <w:numPr>
-          <w:ilvl w:val="0"/>
-          <w:numId w:val="1"/>
-        </w:numPr>
-      </w:pPr>
       <w:r>
-        <w:t xml:space="preserve">Create a file called test_cities.py that tests the function you just wrote (remember that you need to import </w:t>
-      </w:r>
-      <w:proofErr w:type="spellStart"/>
-      <w:r>
-        <w:t>unittest</w:t>
-      </w:r>
-      <w:proofErr w:type="spellEnd"/>
-      <w:r>
-        <w:t xml:space="preserve"> and the function you want to test). Write a method called </w:t>
-      </w:r>
-      <w:proofErr w:type="spellStart"/>
-      <w:r>
-        <w:t>test_city_</w:t>
-      </w:r>
-      <w:proofErr w:type="gramStart"/>
-      <w:r>
-        <w:t>country</w:t>
-      </w:r>
-      <w:proofErr w:type="spellEnd"/>
-      <w:r>
-        <w:t>(</w:t>
-      </w:r>
-      <w:proofErr w:type="gramEnd"/>
-      <w:r>
-        <w:t xml:space="preserve">) to verify that calling your function with values such as Santiago and Chile results in the correct string. Run </w:t>
-      </w:r>
-      <w:proofErr w:type="gramStart"/>
-      <w:r>
-        <w:t>test_cities.py, and</w:t>
-      </w:r>
-      <w:proofErr w:type="gramEnd"/>
-      <w:r>
-        <w:t xml:space="preserve"> make sure </w:t>
-      </w:r>
-      <w:proofErr w:type="spellStart"/>
-      <w:r>
-        <w:t>test_city_</w:t>
-      </w:r>
-      <w:proofErr w:type="gramStart"/>
-      <w:r>
-        <w:t>country</w:t>
-      </w:r>
-      <w:proofErr w:type="spellEnd"/>
-      <w:r>
-        <w:t>(</w:t>
-      </w:r>
-      <w:proofErr w:type="gramEnd"/>
-      <w:r>
-        <w:t xml:space="preserve">) passes. When it passes, take a screenshot of the result and paste </w:t>
-      </w:r>
-      <w:proofErr w:type="gramStart"/>
-      <w:r>
-        <w:t>in</w:t>
-      </w:r>
-      <w:proofErr w:type="gramEnd"/>
-      <w:r>
-        <w:t xml:space="preserve"> into your Word document.</w:t>
+        <w:drawing>
+          <wp:inline distT="0" distB="0" distL="0" distR="0" wp14:anchorId="5CF84C9F" wp14:editId="3CA04AF3">
+            <wp:extent cx="5134692" cy="1124107"/>
+            <wp:effectExtent l="0" t="0" r="8890" b="0"/>
+            <wp:docPr id="1750514697" name="Picture 1"/>
+            <wp:cNvGraphicFramePr>
+              <a:graphicFrameLocks xmlns:a="http://schemas.openxmlformats.org/drawingml/2006/main" noChangeAspect="1"/>
+            </wp:cNvGraphicFramePr>
+            <a:graphic xmlns:a="http://schemas.openxmlformats.org/drawingml/2006/main">
+              <a:graphicData uri="http://schemas.openxmlformats.org/drawingml/2006/picture">
+                <pic:pic xmlns:pic="http://schemas.openxmlformats.org/drawingml/2006/picture">
+                  <pic:nvPicPr>
+                    <pic:cNvPr id="1750514697" name=""/>
+                    <pic:cNvPicPr/>
+                  </pic:nvPicPr>
+                  <pic:blipFill>
+                    <a:blip r:embed="rId9"/>
+                    <a:stretch>
+                      <a:fillRect/>
+                    </a:stretch>
+                  </pic:blipFill>
+                  <pic:spPr>
+                    <a:xfrm>
+                      <a:off x="0" y="0"/>
+                      <a:ext cx="5134692" cy="1124107"/>
+                    </a:xfrm>
+                    <a:prstGeom prst="rect">
+                      <a:avLst/>
+                    </a:prstGeom>
+                  </pic:spPr>
+                </pic:pic>
+              </a:graphicData>
+            </a:graphic>
+          </wp:inline>
+        </w:drawing>
       </w:r>
     </w:p>
     <w:p>
-      <w:pPr>
-        <w:numPr>
-          <w:ilvl w:val="0"/>
-          <w:numId w:val="1"/>
-        </w:numPr>
-      </w:pPr>
       <w:r>
-        <w:t xml:space="preserve">Modify your </w:t>
-      </w:r>
-      <w:proofErr w:type="spellStart"/>
-      <w:r>
-        <w:t>city_country</w:t>
-      </w:r>
-      <w:proofErr w:type="spellEnd"/>
-      <w:r>
-        <w:t xml:space="preserve"> function in city_functions.py so it requires a third parameter, population. It should now return a single string of the form City, Country - population xxx, such as </w:t>
-      </w:r>
-      <w:r>
-        <w:rPr>
-          <w:b/>
-          <w:bCs/>
-        </w:rPr>
-        <w:t>Santiago, Chile - population 5000000.</w:t>
+        <w:t>Screen shot 4:</w:t>
       </w:r>
     </w:p>
     <w:p>
-      <w:pPr>
-        <w:numPr>
-          <w:ilvl w:val="0"/>
-          <w:numId w:val="1"/>
-        </w:numPr>
-      </w:pPr>
       <w:r>
-        <w:t>Run test_cities.py again. It should fail. Take a screenshot of the result and paste into your Word document.</w:t>
+        <w:drawing>
+          <wp:inline distT="0" distB="0" distL="0" distR="0" wp14:anchorId="1FA4B921" wp14:editId="0D5EEA0D">
+            <wp:extent cx="5172797" cy="1247949"/>
+            <wp:effectExtent l="0" t="0" r="8890" b="9525"/>
+            <wp:docPr id="1026697867" name="Picture 1"/>
+            <wp:cNvGraphicFramePr>
+              <a:graphicFrameLocks xmlns:a="http://schemas.openxmlformats.org/drawingml/2006/main" noChangeAspect="1"/>
+            </wp:cNvGraphicFramePr>
+            <a:graphic xmlns:a="http://schemas.openxmlformats.org/drawingml/2006/main">
+              <a:graphicData uri="http://schemas.openxmlformats.org/drawingml/2006/picture">
+                <pic:pic xmlns:pic="http://schemas.openxmlformats.org/drawingml/2006/picture">
+                  <pic:nvPicPr>
+                    <pic:cNvPr id="1026697867" name=""/>
+                    <pic:cNvPicPr/>
+                  </pic:nvPicPr>
+                  <pic:blipFill>
+                    <a:blip r:embed="rId10"/>
+                    <a:stretch>
+                      <a:fillRect/>
+                    </a:stretch>
+                  </pic:blipFill>
+                  <pic:spPr>
+                    <a:xfrm>
+                      <a:off x="0" y="0"/>
+                      <a:ext cx="5172797" cy="1247949"/>
+                    </a:xfrm>
+                    <a:prstGeom prst="rect">
+                      <a:avLst/>
+                    </a:prstGeom>
+                  </pic:spPr>
+                </pic:pic>
+              </a:graphicData>
+            </a:graphic>
+          </wp:inline>
+        </w:drawing>
       </w:r>
     </w:p>
     <w:p>
-      <w:pPr>
-        <w:numPr>
-          <w:ilvl w:val="0"/>
-          <w:numId w:val="1"/>
-        </w:numPr>
-      </w:pPr>
       <w:r>
-        <w:t xml:space="preserve">Now modify your </w:t>
-      </w:r>
-      <w:proofErr w:type="spellStart"/>
-      <w:r>
-        <w:t>city_country</w:t>
-      </w:r>
-      <w:proofErr w:type="spellEnd"/>
-      <w:r>
-        <w:t xml:space="preserve"> function in city_functions.py so that the population parameter is optional.</w:t>
+        <w:t>Screen shot 5:</w:t>
       </w:r>
     </w:p>
     <w:p>
-      <w:pPr>
-        <w:numPr>
-          <w:ilvl w:val="0"/>
-          <w:numId w:val="1"/>
-        </w:numPr>
-      </w:pPr>
       <w:r>
-        <w:t>Run test_cities.py again. It should pass. Take a screenshot of the result and paste into your Word document.</w:t>
+        <w:drawing>
+          <wp:inline distT="0" distB="0" distL="0" distR="0" wp14:anchorId="5316C292" wp14:editId="2B334C7B">
+            <wp:extent cx="5163271" cy="1181265"/>
+            <wp:effectExtent l="0" t="0" r="0" b="0"/>
+            <wp:docPr id="636287257" name="Picture 1"/>
+            <wp:cNvGraphicFramePr>
+              <a:graphicFrameLocks xmlns:a="http://schemas.openxmlformats.org/drawingml/2006/main" noChangeAspect="1"/>
+            </wp:cNvGraphicFramePr>
+            <a:graphic xmlns:a="http://schemas.openxmlformats.org/drawingml/2006/main">
+              <a:graphicData uri="http://schemas.openxmlformats.org/drawingml/2006/picture">
+                <pic:pic xmlns:pic="http://schemas.openxmlformats.org/drawingml/2006/picture">
+                  <pic:nvPicPr>
+                    <pic:cNvPr id="636287257" name=""/>
+                    <pic:cNvPicPr/>
+                  </pic:nvPicPr>
+                  <pic:blipFill>
+                    <a:blip r:embed="rId11"/>
+                    <a:stretch>
+                      <a:fillRect/>
+                    </a:stretch>
+                  </pic:blipFill>
+                  <pic:spPr>
+                    <a:xfrm>
+                      <a:off x="0" y="0"/>
+                      <a:ext cx="5163271" cy="1181265"/>
+                    </a:xfrm>
+                    <a:prstGeom prst="rect">
+                      <a:avLst/>
+                    </a:prstGeom>
+                  </pic:spPr>
+                </pic:pic>
+              </a:graphicData>
+            </a:graphic>
+          </wp:inline>
+        </w:drawing>
+      </w:r>
+    </w:p>
+    <w:p/>
+    <w:p>
+      <w:r>
+        <w:lastRenderedPageBreak/>
+        <w:t>Screen shot 6:</w:t>
       </w:r>
     </w:p>
     <w:p>
-      <w:pPr>
-        <w:numPr>
-          <w:ilvl w:val="0"/>
-          <w:numId w:val="1"/>
-        </w:numPr>
-      </w:pPr>
       <w:r>
-        <w:t xml:space="preserve">Modify your </w:t>
-      </w:r>
-      <w:proofErr w:type="spellStart"/>
-      <w:r>
-        <w:t>city_country</w:t>
-      </w:r>
-      <w:proofErr w:type="spellEnd"/>
-      <w:r>
-        <w:t xml:space="preserve"> function in city_functions.py so it requires a fourth parameter, language. It should now return a single string of the form City, Country - population xxx, Language, such as </w:t>
-      </w:r>
-      <w:r>
-        <w:rPr>
-          <w:b/>
-          <w:bCs/>
-        </w:rPr>
-        <w:t>Santiago, Chile - population 5000000, Spanish</w:t>
-      </w:r>
-      <w:r>
-        <w:t>.</w:t>
+        <w:drawing>
+          <wp:inline distT="0" distB="0" distL="0" distR="0" wp14:anchorId="2732E47C" wp14:editId="66742E21">
+            <wp:extent cx="4953691" cy="1152686"/>
+            <wp:effectExtent l="0" t="0" r="0" b="9525"/>
+            <wp:docPr id="942254697" name="Picture 1"/>
+            <wp:cNvGraphicFramePr>
+              <a:graphicFrameLocks xmlns:a="http://schemas.openxmlformats.org/drawingml/2006/main" noChangeAspect="1"/>
+            </wp:cNvGraphicFramePr>
+            <a:graphic xmlns:a="http://schemas.openxmlformats.org/drawingml/2006/main">
+              <a:graphicData uri="http://schemas.openxmlformats.org/drawingml/2006/picture">
+                <pic:pic xmlns:pic="http://schemas.openxmlformats.org/drawingml/2006/picture">
+                  <pic:nvPicPr>
+                    <pic:cNvPr id="942254697" name=""/>
+                    <pic:cNvPicPr/>
+                  </pic:nvPicPr>
+                  <pic:blipFill>
+                    <a:blip r:embed="rId12"/>
+                    <a:stretch>
+                      <a:fillRect/>
+                    </a:stretch>
+                  </pic:blipFill>
+                  <pic:spPr>
+                    <a:xfrm>
+                      <a:off x="0" y="0"/>
+                      <a:ext cx="4953691" cy="1152686"/>
+                    </a:xfrm>
+                    <a:prstGeom prst="rect">
+                      <a:avLst/>
+                    </a:prstGeom>
+                  </pic:spPr>
+                </pic:pic>
+              </a:graphicData>
+            </a:graphic>
+          </wp:inline>
+        </w:drawing>
       </w:r>
     </w:p>
     <w:p>
-      <w:pPr>
-        <w:numPr>
-          <w:ilvl w:val="0"/>
-          <w:numId w:val="1"/>
-        </w:numPr>
-      </w:pPr>
       <w:r>
-        <w:t>Run test_cities.py again. It should fail. Take a screenshot of the result and paste into your Word document.</w:t>
+        <w:t>Screen shot 7:</w:t>
       </w:r>
     </w:p>
     <w:p>
-      <w:pPr>
-        <w:numPr>
-          <w:ilvl w:val="0"/>
-          <w:numId w:val="1"/>
-        </w:numPr>
-      </w:pPr>
       <w:r>
-        <w:lastRenderedPageBreak/>
-        <w:t xml:space="preserve">Now modify your </w:t>
-      </w:r>
-      <w:proofErr w:type="spellStart"/>
-      <w:r>
-        <w:t>city_country</w:t>
-      </w:r>
-      <w:proofErr w:type="spellEnd"/>
-      <w:r>
-        <w:t xml:space="preserve"> function in city_functions.py so that the language argument is optional.</w:t>
+        <w:drawing>
+          <wp:inline distT="0" distB="0" distL="0" distR="0" wp14:anchorId="3E7D41AF" wp14:editId="664D9F54">
+            <wp:extent cx="4182059" cy="1181265"/>
+            <wp:effectExtent l="0" t="0" r="9525" b="0"/>
+            <wp:docPr id="1387523785" name="Picture 1"/>
+            <wp:cNvGraphicFramePr>
+              <a:graphicFrameLocks xmlns:a="http://schemas.openxmlformats.org/drawingml/2006/main" noChangeAspect="1"/>
+            </wp:cNvGraphicFramePr>
+            <a:graphic xmlns:a="http://schemas.openxmlformats.org/drawingml/2006/main">
+              <a:graphicData uri="http://schemas.openxmlformats.org/drawingml/2006/picture">
+                <pic:pic xmlns:pic="http://schemas.openxmlformats.org/drawingml/2006/picture">
+                  <pic:nvPicPr>
+                    <pic:cNvPr id="1387523785" name=""/>
+                    <pic:cNvPicPr/>
+                  </pic:nvPicPr>
+                  <pic:blipFill>
+                    <a:blip r:embed="rId13"/>
+                    <a:stretch>
+                      <a:fillRect/>
+                    </a:stretch>
+                  </pic:blipFill>
+                  <pic:spPr>
+                    <a:xfrm>
+                      <a:off x="0" y="0"/>
+                      <a:ext cx="4182059" cy="1181265"/>
+                    </a:xfrm>
+                    <a:prstGeom prst="rect">
+                      <a:avLst/>
+                    </a:prstGeom>
+                  </pic:spPr>
+                </pic:pic>
+              </a:graphicData>
+            </a:graphic>
+          </wp:inline>
+        </w:drawing>
       </w:r>
     </w:p>
-    <w:p>
-      <w:pPr>
-        <w:numPr>
-          <w:ilvl w:val="0"/>
-          <w:numId w:val="1"/>
-        </w:numPr>
-      </w:pPr>
-      <w:r>
-        <w:t>Run test_cities.py again. It should pass. Take a screenshot of the result and paste into your Word document.</w:t>
-      </w:r>
-    </w:p>
-    <w:p>
-      <w:pPr>
-        <w:numPr>
-          <w:ilvl w:val="0"/>
-          <w:numId w:val="1"/>
-        </w:numPr>
-      </w:pPr>
-      <w:r>
-        <w:t>Run city_functions.py. Call the function at least three times using a City, Country for one, City, Country, Population for the next and City, Country, Population, Language for the last. Execute city_functions.py and take a screenshot of the result. Paste that screenshot into your Word document.</w:t>
-      </w:r>
-    </w:p>
-    <w:p>
-      <w:pPr>
-        <w:numPr>
-          <w:ilvl w:val="0"/>
-          <w:numId w:val="1"/>
-        </w:numPr>
-      </w:pPr>
-      <w:r>
-        <w:t>Save your Word document to your module-7 directory.</w:t>
-      </w:r>
-    </w:p>
-    <w:p>
-      <w:pPr>
-        <w:numPr>
-          <w:ilvl w:val="0"/>
-          <w:numId w:val="1"/>
-        </w:numPr>
-      </w:pPr>
-      <w:r>
-        <w:t>Save the city_functions.py and final test_cities.py to your module-7 directory.</w:t>
-      </w:r>
-    </w:p>
-    <w:p/>
     <w:sectPr>
-      <w:headerReference w:type="default" r:id="rId7"/>
+      <w:headerReference w:type="default" r:id="rId14"/>
       <w:pgSz w:w="12240" w:h="15840"/>
       <w:pgMar w:top="1440" w:right="1440" w:bottom="1440" w:left="1440" w:header="720" w:footer="720" w:gutter="0"/>
       <w:cols w:space="720"/>
@@ -1113,6 +1131,7 @@
   <w:style w:type="character" w:default="1" w:styleId="DefaultParagraphFont">
     <w:name w:val="Default Paragraph Font"/>
     <w:uiPriority w:val="1"/>
+    <w:semiHidden/>
     <w:unhideWhenUsed/>
   </w:style>
   <w:style w:type="table" w:default="1" w:styleId="TableNormal">
